--- a/snp data analysis/REPORT.docx
+++ b/snp data analysis/REPORT.docx
@@ -202,6 +202,7 @@
     </w:p>
     <w:tbl>
       <w:tblPr>
+        <w:tblStyle w:val="6"/>
         <w:tblW w:w="0" w:type="auto"/>
         <w:tblCellSpacing w:w="15" w:type="dxa"/>
         <w:tblInd w:w="0" w:type="dxa"/>
@@ -213,7 +214,7 @@
           <w:insideH w:val="none" w:color="auto" w:sz="0" w:space="0"/>
           <w:insideV w:val="none" w:color="auto" w:sz="0" w:space="0"/>
         </w:tblBorders>
-        <w:shd w:val="clear"/>
+        <w:shd w:val="clear" w:color="auto" w:fill="auto"/>
         <w:tblLayout w:type="autofit"/>
         <w:tblCellMar>
           <w:top w:w="15" w:type="dxa"/>
@@ -236,7 +237,7 @@
             <w:insideH w:val="none" w:color="auto" w:sz="0" w:space="0"/>
             <w:insideV w:val="none" w:color="auto" w:sz="0" w:space="0"/>
           </w:tblBorders>
-          <w:shd w:val="clear"/>
+          <w:shd w:val="clear" w:color="auto" w:fill="auto"/>
           <w:tblCellMar>
             <w:top w:w="15" w:type="dxa"/>
             <w:left w:w="15" w:type="dxa"/>
@@ -251,7 +252,7 @@
         <w:tc>
           <w:tcPr>
             <w:tcW w:w="3105" w:type="dxa"/>
-            <w:shd w:val="clear"/>
+            <w:shd w:val="clear" w:color="auto" w:fill="auto"/>
             <w:vAlign w:val="center"/>
           </w:tcPr>
           <w:p>
@@ -282,7 +283,7 @@
         <w:tc>
           <w:tcPr>
             <w:tcW w:w="4389" w:type="dxa"/>
-            <w:shd w:val="clear"/>
+            <w:shd w:val="clear" w:color="auto" w:fill="auto"/>
             <w:vAlign w:val="center"/>
           </w:tcPr>
           <w:p>
@@ -321,7 +322,6 @@
             <w:insideH w:val="none" w:color="auto" w:sz="0" w:space="0"/>
             <w:insideV w:val="none" w:color="auto" w:sz="0" w:space="0"/>
           </w:tblBorders>
-          <w:shd w:val="clear"/>
           <w:tblCellMar>
             <w:top w:w="15" w:type="dxa"/>
             <w:left w:w="15" w:type="dxa"/>
@@ -335,7 +335,7 @@
         <w:tc>
           <w:tcPr>
             <w:tcW w:w="3105" w:type="dxa"/>
-            <w:shd w:val="clear"/>
+            <w:shd w:val="clear" w:color="auto" w:fill="auto"/>
             <w:vAlign w:val="center"/>
           </w:tcPr>
           <w:p>
@@ -366,7 +366,7 @@
         <w:tc>
           <w:tcPr>
             <w:tcW w:w="4389" w:type="dxa"/>
-            <w:shd w:val="clear"/>
+            <w:shd w:val="clear" w:color="auto" w:fill="auto"/>
             <w:vAlign w:val="center"/>
           </w:tcPr>
           <w:p>
@@ -405,7 +405,6 @@
             <w:insideH w:val="none" w:color="auto" w:sz="0" w:space="0"/>
             <w:insideV w:val="none" w:color="auto" w:sz="0" w:space="0"/>
           </w:tblBorders>
-          <w:shd w:val="clear"/>
           <w:tblCellMar>
             <w:top w:w="15" w:type="dxa"/>
             <w:left w:w="15" w:type="dxa"/>
@@ -419,7 +418,7 @@
         <w:tc>
           <w:tcPr>
             <w:tcW w:w="3105" w:type="dxa"/>
-            <w:shd w:val="clear"/>
+            <w:shd w:val="clear" w:color="auto" w:fill="auto"/>
             <w:vAlign w:val="center"/>
           </w:tcPr>
           <w:p>
@@ -450,7 +449,7 @@
         <w:tc>
           <w:tcPr>
             <w:tcW w:w="4389" w:type="dxa"/>
-            <w:shd w:val="clear"/>
+            <w:shd w:val="clear" w:color="auto" w:fill="auto"/>
             <w:vAlign w:val="center"/>
           </w:tcPr>
           <w:p>
@@ -489,7 +488,7 @@
             <w:insideH w:val="none" w:color="auto" w:sz="0" w:space="0"/>
             <w:insideV w:val="none" w:color="auto" w:sz="0" w:space="0"/>
           </w:tblBorders>
-          <w:shd w:val="clear"/>
+          <w:shd w:val="clear" w:color="auto" w:fill="auto"/>
           <w:tblCellMar>
             <w:top w:w="15" w:type="dxa"/>
             <w:left w:w="15" w:type="dxa"/>
@@ -503,7 +502,7 @@
         <w:tc>
           <w:tcPr>
             <w:tcW w:w="3105" w:type="dxa"/>
-            <w:shd w:val="clear"/>
+            <w:shd w:val="clear" w:color="auto" w:fill="auto"/>
             <w:vAlign w:val="center"/>
           </w:tcPr>
           <w:p>
@@ -534,7 +533,7 @@
         <w:tc>
           <w:tcPr>
             <w:tcW w:w="4389" w:type="dxa"/>
-            <w:shd w:val="clear"/>
+            <w:shd w:val="clear" w:color="auto" w:fill="auto"/>
             <w:vAlign w:val="center"/>
           </w:tcPr>
           <w:p>
@@ -573,7 +572,7 @@
             <w:insideH w:val="none" w:color="auto" w:sz="0" w:space="0"/>
             <w:insideV w:val="none" w:color="auto" w:sz="0" w:space="0"/>
           </w:tblBorders>
-          <w:shd w:val="clear"/>
+          <w:shd w:val="clear" w:color="auto" w:fill="auto"/>
           <w:tblCellMar>
             <w:top w:w="15" w:type="dxa"/>
             <w:left w:w="15" w:type="dxa"/>
@@ -587,7 +586,7 @@
         <w:tc>
           <w:tcPr>
             <w:tcW w:w="3105" w:type="dxa"/>
-            <w:shd w:val="clear"/>
+            <w:shd w:val="clear" w:color="auto" w:fill="auto"/>
             <w:vAlign w:val="center"/>
           </w:tcPr>
           <w:p>
@@ -618,7 +617,7 @@
         <w:tc>
           <w:tcPr>
             <w:tcW w:w="4389" w:type="dxa"/>
-            <w:shd w:val="clear"/>
+            <w:shd w:val="clear" w:color="auto" w:fill="auto"/>
             <w:vAlign w:val="center"/>
           </w:tcPr>
           <w:p>
@@ -863,29 +862,7 @@
           <w:szCs w:val="24"/>
           <w:lang w:val="en-US"/>
         </w:rPr>
-        <w:t xml:space="preserve"> </w:t>
-      </w:r>
-      <w:r>
-        <w:rPr>
-          <w:rFonts w:hint="default" w:ascii="Times New Roman" w:hAnsi="Times New Roman" w:cs="Times New Roman"/>
-          <w:b w:val="0"/>
-          <w:bCs w:val="0"/>
-          <w:sz w:val="24"/>
-          <w:szCs w:val="24"/>
-          <w:lang w:val="en-US"/>
-        </w:rPr>
-        <w:t>SNPs mapped to 6,262 genes based on overlap with exon coordinates</w:t>
-      </w:r>
-      <w:r>
-        <w:rPr>
-          <w:rFonts w:hint="default" w:ascii="Times New Roman" w:hAnsi="Times New Roman" w:cs="Times New Roman"/>
-          <w:b w:val="0"/>
-          <w:bCs w:val="0"/>
-          <w:sz w:val="24"/>
-          <w:szCs w:val="24"/>
-          <w:lang w:val="en-US"/>
-        </w:rPr>
-        <w:t>. It then calculates the total length of each gene's exons to compute SNP density (SNPs per exon length).</w:t>
+        <w:t xml:space="preserve"> SNPs mapped to 6,262 genes based on overlap with exon coordinates. It then calculates the total length of each gene's exons to compute SNP density (SNPs per exon length).</w:t>
       </w:r>
     </w:p>
     <w:p>
@@ -981,7 +958,7 @@
           <w:szCs w:val="24"/>
           <w:lang w:val="en-US"/>
         </w:rPr>
-        <w:t>: Combines the calculated SNP densities with the mean gene expression values. This creates a unified dataset for genes present in both SNP and expression data.</w:t>
+        <w:t>: Combines the calculated SNP densities with the mean gene expression values. This creates a unified dataset for genes present in both SNP and expression data.Save reults in csv</w:t>
       </w:r>
     </w:p>
     <w:p>
@@ -1140,8 +1117,30 @@
           <w:lang w:val="en-US"/>
         </w:rPr>
       </w:pPr>
-      <w:bookmarkStart w:id="0" w:name="_GoBack"/>
-      <w:bookmarkEnd w:id="0"/>
+      <w:r>
+        <w:rPr>
+          <w:rFonts w:hint="default" w:ascii="Times New Roman" w:hAnsi="Times New Roman" w:cs="Times New Roman"/>
+          <w:b w:val="0"/>
+          <w:bCs w:val="0"/>
+          <w:sz w:val="24"/>
+          <w:szCs w:val="24"/>
+          <w:lang w:val="en-US" w:eastAsia="zh-CN"/>
+        </w:rPr>
+        <w:t>snp_expression_merged_results.csv</w:t>
+      </w:r>
+    </w:p>
+    <w:p>
+      <w:pPr>
+        <w:jc w:val="left"/>
+        <w:rPr>
+          <w:rFonts w:hint="default" w:ascii="Times New Roman" w:hAnsi="Times New Roman" w:cs="Times New Roman"/>
+          <w:b w:val="0"/>
+          <w:bCs w:val="0"/>
+          <w:sz w:val="24"/>
+          <w:szCs w:val="24"/>
+          <w:lang w:val="en-US"/>
+        </w:rPr>
+      </w:pPr>
     </w:p>
     <w:p>
       <w:pPr>
@@ -1225,68 +1224,57 @@
           <w:szCs w:val="24"/>
           <w:lang w:val="en-US"/>
         </w:rPr>
-        <w:t>Original Data: r=0.0480</w:t>
-      </w:r>
-    </w:p>
-    <w:p>
-      <w:pPr>
-        <w:jc w:val="left"/>
-        <w:rPr>
-          <w:rFonts w:hint="default" w:ascii="Times New Roman" w:hAnsi="Times New Roman" w:cs="Times New Roman"/>
-          <w:b w:val="0"/>
-          <w:bCs w:val="0"/>
-          <w:sz w:val="24"/>
-          <w:szCs w:val="24"/>
-          <w:lang w:val="en-US"/>
-        </w:rPr>
-      </w:pPr>
-      <w:r>
-        <w:rPr>
-          <w:rFonts w:hint="default" w:ascii="Times New Roman" w:hAnsi="Times New Roman" w:cs="Times New Roman"/>
-          <w:b w:val="0"/>
-          <w:bCs w:val="0"/>
-          <w:sz w:val="24"/>
-          <w:szCs w:val="24"/>
-          <w:lang w:val="en-US"/>
-        </w:rPr>
-        <w:t>Log2-Transformed Data: r =0.0257</w:t>
-      </w:r>
-    </w:p>
-    <w:p>
-      <w:pPr>
-        <w:jc w:val="left"/>
-        <w:rPr>
-          <w:rFonts w:hint="default" w:ascii="Times New Roman" w:hAnsi="Times New Roman" w:cs="Times New Roman"/>
-          <w:b w:val="0"/>
-          <w:bCs w:val="0"/>
-          <w:sz w:val="24"/>
-          <w:szCs w:val="24"/>
-          <w:lang w:val="en-US"/>
-        </w:rPr>
-      </w:pPr>
-    </w:p>
-    <w:p>
-      <w:pPr>
-        <w:jc w:val="left"/>
-        <w:rPr>
-          <w:rFonts w:hint="default" w:ascii="Times New Roman" w:hAnsi="Times New Roman" w:cs="Times New Roman"/>
-          <w:b w:val="0"/>
-          <w:bCs w:val="0"/>
-          <w:sz w:val="24"/>
-          <w:szCs w:val="24"/>
-          <w:lang w:val="en-US"/>
-        </w:rPr>
-      </w:pPr>
-      <w:r>
-        <w:rPr>
-          <w:rFonts w:hint="default" w:ascii="Times New Roman" w:hAnsi="Times New Roman" w:cs="Times New Roman"/>
-          <w:b w:val="0"/>
-          <w:bCs w:val="0"/>
-          <w:sz w:val="24"/>
-          <w:szCs w:val="24"/>
-          <w:lang w:val="en-US"/>
-        </w:rPr>
-        <w:t xml:space="preserve">Both values are remarkably close to zero, indicating a very weak to negligible linear correlation between exonic SNP density and gene expression levels in this </w:t>
+        <w:t xml:space="preserve"> r=0.0480</w:t>
+      </w:r>
+    </w:p>
+    <w:p>
+      <w:pPr>
+        <w:jc w:val="left"/>
+        <w:rPr>
+          <w:rFonts w:hint="default" w:ascii="Times New Roman" w:hAnsi="Times New Roman" w:cs="Times New Roman"/>
+          <w:b w:val="0"/>
+          <w:bCs w:val="0"/>
+          <w:sz w:val="24"/>
+          <w:szCs w:val="24"/>
+          <w:lang w:val="en-US"/>
+        </w:rPr>
+      </w:pPr>
+    </w:p>
+    <w:p>
+      <w:pPr>
+        <w:jc w:val="left"/>
+        <w:rPr>
+          <w:rFonts w:hint="default" w:ascii="Times New Roman" w:hAnsi="Times New Roman" w:cs="Times New Roman"/>
+          <w:b w:val="0"/>
+          <w:bCs w:val="0"/>
+          <w:sz w:val="24"/>
+          <w:szCs w:val="24"/>
+          <w:lang w:val="en-US"/>
+        </w:rPr>
+      </w:pPr>
+      <w:r>
+        <w:rPr>
+          <w:rFonts w:hint="default" w:ascii="Times New Roman" w:hAnsi="Times New Roman" w:cs="Times New Roman"/>
+          <w:b w:val="0"/>
+          <w:bCs w:val="0"/>
+          <w:sz w:val="24"/>
+          <w:szCs w:val="24"/>
+          <w:lang w:val="en-US"/>
+        </w:rPr>
+        <w:t xml:space="preserve"> The value is </w:t>
+      </w:r>
+      <w:bookmarkStart w:id="0" w:name="_GoBack"/>
+      <w:bookmarkEnd w:id="0"/>
+      <w:r>
+        <w:rPr>
+          <w:rFonts w:hint="default" w:ascii="Times New Roman" w:hAnsi="Times New Roman" w:cs="Times New Roman"/>
+          <w:b w:val="0"/>
+          <w:bCs w:val="0"/>
+          <w:sz w:val="24"/>
+          <w:szCs w:val="24"/>
+          <w:lang w:val="en-US"/>
+        </w:rPr>
+        <w:t xml:space="preserve"> remarkably close to zero, indicating a very weak to negligible linear correlation between exonic SNP density and gene expression levels in this </w:t>
       </w:r>
       <w:r>
         <w:rPr>
@@ -1637,31 +1625,31 @@
           <w:szCs w:val="24"/>
           <w:lang w:val="en-US"/>
         </w:rPr>
-        <w:t xml:space="preserve">    K --&gt; L[Log-transform and visualize]</w:t>
-      </w:r>
-    </w:p>
-    <w:p>
-      <w:pPr>
-        <w:jc w:val="left"/>
-        <w:rPr>
-          <w:rFonts w:hint="default" w:ascii="Times New Roman" w:hAnsi="Times New Roman" w:cs="Times New Roman"/>
-          <w:b w:val="0"/>
-          <w:bCs w:val="0"/>
-          <w:sz w:val="24"/>
-          <w:szCs w:val="24"/>
-          <w:lang w:val="en-US"/>
-        </w:rPr>
-      </w:pPr>
-      <w:r>
-        <w:rPr>
-          <w:rFonts w:hint="default" w:ascii="Times New Roman" w:hAnsi="Times New Roman" w:cs="Times New Roman"/>
-          <w:b w:val="0"/>
-          <w:bCs w:val="0"/>
-          <w:sz w:val="24"/>
-          <w:szCs w:val="24"/>
-          <w:lang w:val="en-US"/>
-        </w:rPr>
-        <w:t xml:space="preserve">    L --&gt; M[Save  scatter plot, heatmap]</w:t>
+        <w:t xml:space="preserve">    K --&gt; L[save results and visualize]</w:t>
+      </w:r>
+    </w:p>
+    <w:p>
+      <w:pPr>
+        <w:jc w:val="left"/>
+        <w:rPr>
+          <w:rFonts w:hint="default" w:ascii="Times New Roman" w:hAnsi="Times New Roman" w:cs="Times New Roman"/>
+          <w:b w:val="0"/>
+          <w:bCs w:val="0"/>
+          <w:sz w:val="24"/>
+          <w:szCs w:val="24"/>
+          <w:lang w:val="en-US"/>
+        </w:rPr>
+      </w:pPr>
+      <w:r>
+        <w:rPr>
+          <w:rFonts w:hint="default" w:ascii="Times New Roman" w:hAnsi="Times New Roman" w:cs="Times New Roman"/>
+          <w:b w:val="0"/>
+          <w:bCs w:val="0"/>
+          <w:sz w:val="24"/>
+          <w:szCs w:val="24"/>
+          <w:lang w:val="en-US"/>
+        </w:rPr>
+        <w:t xml:space="preserve">    L --&gt; M[Save csv , scatter plot, heatmap]</w:t>
       </w:r>
     </w:p>
     <w:p>
@@ -1948,7 +1936,7 @@
     <w:lsdException w:qFormat="1" w:unhideWhenUsed="0" w:uiPriority="0" w:semiHidden="0" w:name="Title"/>
     <w:lsdException w:unhideWhenUsed="0" w:uiPriority="0" w:semiHidden="0" w:name="Closing"/>
     <w:lsdException w:unhideWhenUsed="0" w:uiPriority="0" w:semiHidden="0" w:name="Signature"/>
-    <w:lsdException w:unhideWhenUsed="0" w:uiPriority="0" w:name="Default Paragraph Font"/>
+    <w:lsdException w:qFormat="1" w:unhideWhenUsed="0" w:uiPriority="0" w:name="Default Paragraph Font"/>
     <w:lsdException w:unhideWhenUsed="0" w:uiPriority="0" w:semiHidden="0" w:name="Body Text"/>
     <w:lsdException w:unhideWhenUsed="0" w:uiPriority="0" w:semiHidden="0" w:name="Body Text Indent"/>
     <w:lsdException w:unhideWhenUsed="0" w:uiPriority="0" w:semiHidden="0" w:name="List Continue"/>
@@ -1975,18 +1963,18 @@
     <w:lsdException w:unhideWhenUsed="0" w:uiPriority="0" w:semiHidden="0" w:name="Document Map"/>
     <w:lsdException w:unhideWhenUsed="0" w:uiPriority="0" w:semiHidden="0" w:name="Plain Text"/>
     <w:lsdException w:unhideWhenUsed="0" w:uiPriority="0" w:semiHidden="0" w:name="E-mail Signature"/>
-    <w:lsdException w:unhideWhenUsed="0" w:uiPriority="0" w:semiHidden="0" w:name="Normal (Web)"/>
+    <w:lsdException w:qFormat="1" w:unhideWhenUsed="0" w:uiPriority="0" w:semiHidden="0" w:name="Normal (Web)"/>
     <w:lsdException w:unhideWhenUsed="0" w:uiPriority="0" w:semiHidden="0" w:name="HTML Acronym"/>
     <w:lsdException w:unhideWhenUsed="0" w:uiPriority="0" w:semiHidden="0" w:name="HTML Address"/>
     <w:lsdException w:unhideWhenUsed="0" w:uiPriority="0" w:semiHidden="0" w:name="HTML Cite"/>
-    <w:lsdException w:unhideWhenUsed="0" w:uiPriority="0" w:semiHidden="0" w:name="HTML Code"/>
+    <w:lsdException w:qFormat="1" w:unhideWhenUsed="0" w:uiPriority="0" w:semiHidden="0" w:name="HTML Code"/>
     <w:lsdException w:unhideWhenUsed="0" w:uiPriority="0" w:semiHidden="0" w:name="HTML Definition"/>
     <w:lsdException w:unhideWhenUsed="0" w:uiPriority="0" w:semiHidden="0" w:name="HTML Keyboard"/>
-    <w:lsdException w:unhideWhenUsed="0" w:uiPriority="0" w:semiHidden="0" w:name="HTML Preformatted"/>
+    <w:lsdException w:qFormat="1" w:unhideWhenUsed="0" w:uiPriority="0" w:semiHidden="0" w:name="HTML Preformatted"/>
     <w:lsdException w:unhideWhenUsed="0" w:uiPriority="0" w:semiHidden="0" w:name="HTML Sample"/>
     <w:lsdException w:unhideWhenUsed="0" w:uiPriority="0" w:semiHidden="0" w:name="HTML Typewriter"/>
     <w:lsdException w:unhideWhenUsed="0" w:uiPriority="0" w:semiHidden="0" w:name="HTML Variable"/>
-    <w:lsdException w:unhideWhenUsed="0" w:uiPriority="0" w:name="Normal Table"/>
+    <w:lsdException w:qFormat="1" w:unhideWhenUsed="0" w:uiPriority="0" w:name="Normal Table"/>
     <w:lsdException w:unhideWhenUsed="0" w:uiPriority="0" w:semiHidden="0" w:name="annotation subject"/>
     <w:lsdException w:unhideWhenUsed="0" w:uiPriority="0" w:semiHidden="0" w:name="Table Simple 1"/>
     <w:lsdException w:unhideWhenUsed="0" w:uiPriority="0" w:semiHidden="0" w:name="Table Simple 2"/>
@@ -2205,11 +2193,13 @@
   <w:style w:type="character" w:default="1" w:styleId="5">
     <w:name w:val="Default Paragraph Font"/>
     <w:semiHidden/>
+    <w:qFormat/>
     <w:uiPriority w:val="0"/>
   </w:style>
   <w:style w:type="table" w:default="1" w:styleId="6">
     <w:name w:val="Normal Table"/>
     <w:semiHidden/>
+    <w:qFormat/>
     <w:uiPriority w:val="0"/>
     <w:tblPr>
       <w:tblCellMar>
@@ -2233,6 +2223,7 @@
   <w:style w:type="character" w:styleId="8">
     <w:name w:val="HTML Code"/>
     <w:basedOn w:val="5"/>
+    <w:qFormat/>
     <w:uiPriority w:val="0"/>
     <w:rPr>
       <w:rFonts w:ascii="Courier New" w:hAnsi="Courier New" w:cs="Courier New"/>
@@ -2242,6 +2233,7 @@
   </w:style>
   <w:style w:type="paragraph" w:styleId="9">
     <w:name w:val="HTML Preformatted"/>
+    <w:qFormat/>
     <w:uiPriority w:val="0"/>
     <w:pPr>
       <w:tabs>
@@ -2274,6 +2266,7 @@
   </w:style>
   <w:style w:type="paragraph" w:styleId="10">
     <w:name w:val="Normal (Web)"/>
+    <w:qFormat/>
     <w:uiPriority w:val="0"/>
     <w:pPr>
       <w:spacing w:before="0" w:beforeAutospacing="1" w:after="0" w:afterAutospacing="1"/>
@@ -2281,6 +2274,7 @@
       <w:jc w:val="left"/>
     </w:pPr>
     <w:rPr>
+      <w:rFonts w:ascii="Times New Roman" w:hAnsi="Times New Roman" w:eastAsia="SimSun" w:cs="Times New Roman"/>
       <w:kern w:val="0"/>
       <w:sz w:val="24"/>
       <w:szCs w:val="24"/>
